--- a/medical_accident_its_analysis/manuscript/hp_cover_letter.docx
+++ b/medical_accident_its_analysis/manuscript/hp_cover_letter.docx
@@ -49,7 +49,7 @@
           <w:rFonts w:ascii="Times New Roman" w:hAnsi="Times New Roman"/>
           <w:sz w:val="22"/>
         </w:rPr>
-        <w:t>We submit an original full-length article, "Litigation risk and specialty-level physician workforce in Japan, 2008–2024: a rate-based re-analysis with equivalence testing", for consideration by Health Policy.</w:t>
+        <w:t>We submit an original full-length article, "Litigation risk and specialty-level physician workforce in Japan, 2008–2024: a rate-based analysis with equivalence testing", for consideration by Health Policy.</w:t>
       </w:r>
     </w:p>
     <w:p>
@@ -73,7 +73,7 @@
           <w:rFonts w:ascii="Times New Roman" w:hAnsi="Times New Roman"/>
           <w:sz w:val="22"/>
         </w:rPr>
-        <w:t>Crucially, we express exposure as a rate (closed claims per 1,000 physicians) to remove specialty-size confounding, analyse only measured biennial physician observations rather than interpolated annual values, and apply equivalence (TOST) testing. We find no association between litigation risk and workforce or hospital change; the effect is statistically equivalent to a null within a small, pre-specified margin. The common intuition that physicians avoid high-litigation specialties is not supported. We show that previously reported associations arise from size confounding and from treating interpolated years as independent observations, and we discuss how structural incentives—no-fault obstetric compensation (JOCS-CP) and procedure-based reimbursement—may sustain the specialty workforce.</w:t>
+        <w:t>Crucially, we express exposure as a rate (closed claims per 1,000 physicians) to remove specialty-size confounding, analyse only measured biennial physician observations rather than interpolated annual values, and apply equivalence (TOST) testing. We find no association between litigation risk and workforce or hospital change; the effect is statistically equivalent to a null within a small, pre-specified margin. The common intuition that physicians avoid high-litigation specialties is not supported. We show that count-based associations can arise from size confounding and from treating interpolated years as independent observations, and we discuss how structural incentives—notably no-fault obstetric compensation (JOCS-CP)—may sustain the specialty workforce.</w:t>
       </w:r>
     </w:p>
     <w:p>
@@ -85,7 +85,7 @@
           <w:rFonts w:ascii="Times New Roman" w:hAnsi="Times New Roman"/>
           <w:sz w:val="22"/>
         </w:rPr>
-        <w:t>This manuscript is a substantially rebuilt analysis prepared after external peer review of an earlier version identified count-based modelling and interpolation as structural problems; we have addressed these by moving to rates, measured-only data, equivalence testing, explicit treatment of JOCS-CP, and correction of the Medical Accident Investigation System description. All data and code are openly available and every reported number is reproducible from raw files.</w:t>
+        <w:t>All data and code are openly available and every reported number is reproducible from the raw primary files in the accompanying repository.</w:t>
       </w:r>
     </w:p>
     <w:p>

--- a/medical_accident_its_analysis/manuscript/hp_cover_letter.docx
+++ b/medical_accident_its_analysis/manuscript/hp_cover_letter.docx
@@ -49,7 +49,7 @@
           <w:rFonts w:ascii="Times New Roman" w:hAnsi="Times New Roman"/>
           <w:sz w:val="22"/>
         </w:rPr>
-        <w:t>We submit an original full-length article, "Litigation risk and specialty-level physician workforce in Japan, 2008–2024: a rate-based analysis with equivalence testing", for consideration by Health Policy.</w:t>
+        <w:t>We submit an original full-length article, "Litigation risk and specialty-level physician workforce in Japan, 2008-2024: a rate-based analysis with equivalence testing", for consideration by Health Policy.</w:t>
       </w:r>
     </w:p>
     <w:p>
@@ -208,7 +208,7 @@
     <w:lvl w:ilvl="0">
       <w:start w:val="1"/>
       <w:numFmt w:val="bullet"/>
-      <w:lvlText w:val=""/>
+      <w:lvlText w:val="*"/>
       <w:lvlJc w:val="left"/>
       <w:pPr>
         <w:tabs>
@@ -229,7 +229,7 @@
       <w:start w:val="1"/>
       <w:numFmt w:val="bullet"/>
       <w:pStyle w:val="ListBullet3"/>
-      <w:lvlText w:val=""/>
+      <w:lvlText w:val="*"/>
       <w:lvlJc w:val="left"/>
       <w:pPr>
         <w:tabs>
@@ -250,7 +250,7 @@
       <w:start w:val="1"/>
       <w:numFmt w:val="bullet"/>
       <w:pStyle w:val="ListBullet2"/>
-      <w:lvlText w:val=""/>
+      <w:lvlText w:val="*"/>
       <w:lvlJc w:val="left"/>
       <w:pPr>
         <w:tabs>
@@ -289,7 +289,7 @@
       <w:start w:val="1"/>
       <w:numFmt w:val="bullet"/>
       <w:pStyle w:val="ListBullet"/>
-      <w:lvlText w:val=""/>
+      <w:lvlText w:val="*"/>
       <w:lvlJc w:val="left"/>
       <w:pPr>
         <w:tabs>
@@ -24033,10 +24033,10 @@
         <a:latin typeface="Calibri"/>
         <a:ea typeface=""/>
         <a:cs typeface=""/>
-        <a:font script="Jpan" typeface="ＭＳ ゴシック"/>
-        <a:font script="Hang" typeface="맑은 고딕"/>
-        <a:font script="Hans" typeface="宋体"/>
-        <a:font script="Hant" typeface="新細明體"/>
+        <a:font script="Jpan" typeface="MS Gothic"/>
+        <a:font script="Hang" typeface="Malgun Gothic"/>
+        <a:font script="Hans" typeface="SimSun"/>
+        <a:font script="Hant" typeface="PMingLiU"/>
         <a:font script="Arab" typeface="Times New Roman"/>
         <a:font script="Hebr" typeface="Times New Roman"/>
         <a:font script="Thai" typeface="Angsana New"/>
@@ -24068,10 +24068,10 @@
         <a:latin typeface="Cambria"/>
         <a:ea typeface=""/>
         <a:cs typeface=""/>
-        <a:font script="Jpan" typeface="ＭＳ 明朝"/>
-        <a:font script="Hang" typeface="맑은 고딕"/>
-        <a:font script="Hans" typeface="宋体"/>
-        <a:font script="Hant" typeface="新細明體"/>
+        <a:font script="Jpan" typeface="MS Mincho"/>
+        <a:font script="Hang" typeface="Malgun Gothic"/>
+        <a:font script="Hans" typeface="SimSun"/>
+        <a:font script="Hant" typeface="PMingLiU"/>
         <a:font script="Arab" typeface="Arial"/>
         <a:font script="Hebr" typeface="Arial"/>
         <a:font script="Thai" typeface="Cordia New"/>
